--- a/netlify/functions/templates/vijsk-zayava-kredytoru.docx
+++ b/netlify/functions/templates/vijsk-zayava-kredytoru.docx
@@ -409,6 +409,26 @@
     </w:p>
     <w:p>
       <w:pPr>
+        <w:spacing w:after="120" w:before="0" w:line="276"/>
+        <w:ind w:firstLine="709"/>
+        <w:jc w:val="both"/>
+      </w:pPr>
+      <w:r>
+        <w:t xml:space="preserve">Крім того, відповідно до п. 18 Прикінцевих та перехідних положень Цивільного кодексу України у період дії воєнного стану та у 30-денний строк після його припинення або скасування позичальник звільняється від відповідальності, визначеної статтею 625 ЦК України, а також від обовʼязку сплати на користь кредитодавця неустойки (штрафу, пені) за прострочення виконання зобовʼязання за кредитним договором. Ця норма діє незалежно від статусу військовослужбовця. </w:t>
+      </w:r>
+      <w:r>
+        <w:rPr>
+          <w:i/>
+          <w:iCs/>
+          <w:color w:val="1F4E9C"/>
+          <w:sz w:val="22"/>
+          <w:szCs w:val="22"/>
+        </w:rPr>
+        <w:t xml:space="preserve">(якщо договір укладено у 2024–2025 роках, кредитор може посилатися на п. 6 розд. IV Закону «Про споживче кредитування» у редакції Закону № 3498-IX; суди застосовують п. 18 і до таких договорів, але практика ВС з цього питання не усталена)</w:t>
+      </w:r>
+    </w:p>
+    <w:p>
+      <w:pPr>
         <w:spacing w:after="120" w:before="120" w:line="276"/>
         <w:jc w:val="both"/>
       </w:pPr>
@@ -485,7 +505,7 @@
         <w:jc w:val="both"/>
       </w:pPr>
       <w:r>
-        <w:t xml:space="preserve">Сторнувати (виключити) проценти, пеню і штрафи, нараховані за цей період.</w:t>
+        <w:t xml:space="preserve">Сторнувати (виключити) проценти, пеню і штрафи, нараховані за цей період, а також пеню, штрафи і нарахування за ст. 625 ЦК України, нараховані з 24.02.2022 (п. 18 Прикінцевих та перехідних положень ЦК України).</w:t>
       </w:r>
     </w:p>
     <w:p>
